--- a/TAI_LIEU_HOAN_CHINH/01_Papers/P6_MetaAnalysis_IBR/p6_meta_vi.docx
+++ b/TAI_LIEU_HOAN_CHINH/01_Papers/P6_MetaAnalysis_IBR/p6_meta_vi.docx
@@ -18160,7 +18160,7 @@
     <w:name w:val="Normal"/>
     <w:qFormat/>
     <w:pPr>
-      <w:spacing w:line="360" w:lineRule="auto"/>
+      <w:spacing w:line="288" w:lineRule="auto"/>
       <w:jc w:val="both"/>
     </w:pPr>
     <w:rPr>
@@ -18174,7 +18174,7 @@
     <w:basedOn w:val="Normal"/>
     <w:link w:val="BodyTextChar"/>
     <w:pPr>
-      <w:spacing w:after="180" w:before="180" w:line="360" w:lineRule="auto"/>
+      <w:spacing w:after="180" w:before="180" w:line="288" w:lineRule="auto"/>
       <w:jc w:val="both"/>
     </w:pPr>
     <w:qFormat/>
@@ -18190,7 +18190,7 @@
     <w:next w:val="BodyText"/>
     <w:qFormat/>
     <w:pPr>
-      <w:spacing w:line="360" w:lineRule="auto"/>
+      <w:spacing w:line="288" w:lineRule="auto"/>
       <w:jc w:val="both"/>
     </w:pPr>
     <w:rPr>
@@ -18204,7 +18204,7 @@
     <w:basedOn w:val="BodyText"/>
     <w:qFormat/>
     <w:pPr>
-      <w:spacing w:after="36" w:before="36" w:line="360" w:lineRule="auto"/>
+      <w:spacing w:after="36" w:before="36" w:line="288" w:lineRule="auto"/>
       <w:jc w:val="both"/>
     </w:pPr>
     <w:rPr>
@@ -18221,7 +18221,7 @@
     <w:pPr>
       <w:keepNext/>
       <w:keepLines/>
-      <w:spacing w:after="240" w:before="480" w:line="360" w:lineRule="auto"/>
+      <w:spacing w:after="240" w:before="480" w:line="288" w:lineRule="auto"/>
       <w:jc w:val="both"/>
     </w:pPr>
     <w:rPr>
@@ -18241,7 +18241,7 @@
     <w:pPr>
       <w:keepNext/>
       <w:keepLines/>
-      <w:spacing w:after="240" w:before="240" w:line="360" w:lineRule="auto"/>
+      <w:spacing w:after="240" w:before="240" w:line="288" w:lineRule="auto"/>
       <w:jc w:val="both"/>
     </w:pPr>
     <w:rPr>
@@ -18258,7 +18258,7 @@
     <w:pPr>
       <w:keepNext/>
       <w:keepLines/>
-      <w:spacing w:line="360" w:lineRule="auto"/>
+      <w:spacing w:line="288" w:lineRule="auto"/>
       <w:jc w:val="both"/>
     </w:pPr>
     <w:rPr>
@@ -18274,7 +18274,7 @@
     <w:pPr>
       <w:keepNext/>
       <w:keepLines/>
-      <w:spacing w:line="360" w:lineRule="auto"/>
+      <w:spacing w:line="288" w:lineRule="auto"/>
       <w:jc w:val="both"/>
     </w:pPr>
     <w:rPr>
@@ -18292,7 +18292,7 @@
       <w:keepNext/>
       <w:keepLines/>
       <w:jc w:val="both"/>
-      <w:spacing w:after="0" w:before="300" w:line="360" w:lineRule="auto"/>
+      <w:spacing w:after="0" w:before="300" w:line="288" w:lineRule="auto"/>
     </w:pPr>
     <w:rPr>
       <w:color w:val="000000"/>
@@ -18310,7 +18310,7 @@
     <w:pPr>
       <w:keepNext/>
       <w:keepLines/>
-      <w:spacing w:after="300" w:before="100" w:line="360" w:lineRule="auto"/>
+      <w:spacing w:after="300" w:before="100" w:line="288" w:lineRule="auto"/>
       <w:jc w:val="both"/>
     </w:pPr>
     <w:rPr>
@@ -18326,7 +18326,7 @@
     <w:next w:val="Bibliography"/>
     <w:qFormat/>
     <w:pPr>
-      <w:spacing w:line="360" w:lineRule="auto"/>
+      <w:spacing w:line="288" w:lineRule="auto"/>
       <w:jc w:val="both"/>
     </w:pPr>
     <w:rPr>
@@ -18344,7 +18344,7 @@
     <w:pPr>
       <w:keepNext/>
       <w:keepLines/>
-      <w:spacing w:after="0" w:before="480" w:line="360" w:lineRule="auto"/>
+      <w:spacing w:after="0" w:before="480" w:line="288" w:lineRule="auto"/>
       <w:jc w:val="both"/>
       <w:outlineLvl w:val="0"/>
     </w:pPr>
@@ -18367,7 +18367,7 @@
     <w:pPr>
       <w:keepNext/>
       <w:keepLines/>
-      <w:spacing w:after="0" w:before="200" w:line="360" w:lineRule="auto"/>
+      <w:spacing w:after="0" w:before="200" w:line="288" w:lineRule="auto"/>
       <w:jc w:val="both"/>
       <w:outlineLvl w:val="1"/>
     </w:pPr>
@@ -18390,7 +18390,7 @@
     <w:pPr>
       <w:keepNext/>
       <w:keepLines/>
-      <w:spacing w:after="0" w:before="200" w:line="360" w:lineRule="auto"/>
+      <w:spacing w:after="0" w:before="200" w:line="288" w:lineRule="auto"/>
       <w:jc w:val="both"/>
       <w:outlineLvl w:val="2"/>
     </w:pPr>
@@ -18413,7 +18413,7 @@
     <w:pPr>
       <w:keepNext/>
       <w:keepLines/>
-      <w:spacing w:after="0" w:before="200" w:line="360" w:lineRule="auto"/>
+      <w:spacing w:after="0" w:before="200" w:line="288" w:lineRule="auto"/>
       <w:jc w:val="both"/>
       <w:outlineLvl w:val="3"/>
     </w:pPr>
@@ -18436,7 +18436,7 @@
     <w:pPr>
       <w:keepNext/>
       <w:keepLines/>
-      <w:spacing w:after="0" w:before="200" w:line="360" w:lineRule="auto"/>
+      <w:spacing w:after="0" w:before="200" w:line="288" w:lineRule="auto"/>
       <w:jc w:val="both"/>
       <w:outlineLvl w:val="4"/>
     </w:pPr>
@@ -18458,7 +18458,7 @@
     <w:pPr>
       <w:keepNext/>
       <w:keepLines/>
-      <w:spacing w:after="0" w:before="200" w:line="360" w:lineRule="auto"/>
+      <w:spacing w:after="0" w:before="200" w:line="288" w:lineRule="auto"/>
       <w:jc w:val="both"/>
       <w:outlineLvl w:val="5"/>
     </w:pPr>
@@ -18479,7 +18479,7 @@
     <w:pPr>
       <w:keepNext/>
       <w:keepLines/>
-      <w:spacing w:after="0" w:before="200" w:line="360" w:lineRule="auto"/>
+      <w:spacing w:after="0" w:before="200" w:line="288" w:lineRule="auto"/>
       <w:jc w:val="both"/>
       <w:outlineLvl w:val="6"/>
     </w:pPr>
@@ -18500,7 +18500,7 @@
     <w:pPr>
       <w:keepNext/>
       <w:keepLines/>
-      <w:spacing w:after="0" w:before="200" w:line="360" w:lineRule="auto"/>
+      <w:spacing w:after="0" w:before="200" w:line="288" w:lineRule="auto"/>
       <w:jc w:val="both"/>
       <w:outlineLvl w:val="7"/>
     </w:pPr>
@@ -18521,7 +18521,7 @@
     <w:pPr>
       <w:keepNext/>
       <w:keepLines/>
-      <w:spacing w:after="0" w:before="200" w:line="360" w:lineRule="auto"/>
+      <w:spacing w:after="0" w:before="200" w:line="288" w:lineRule="auto"/>
       <w:jc w:val="both"/>
       <w:outlineLvl w:val="8"/>
     </w:pPr>
@@ -18540,7 +18540,7 @@
     <w:unhideWhenUsed/>
     <w:qFormat/>
     <w:pPr>
-      <w:spacing w:after="100" w:before="100" w:line="360" w:lineRule="auto"/>
+      <w:spacing w:after="100" w:before="100" w:line="288" w:lineRule="auto"/>
       <w:ind w:firstLine="0" w:left="480" w:right="480"/>
       <w:jc w:val="both"/>
     </w:pPr>
@@ -18558,7 +18558,7 @@
     <w:unhideWhenUsed/>
     <w:qFormat/>
     <w:pPr>
-      <w:spacing w:line="360" w:lineRule="auto"/>
+      <w:spacing w:line="288" w:lineRule="auto"/>
       <w:jc w:val="both"/>
     </w:pPr>
     <w:rPr>
@@ -18584,7 +18584,7 @@
     <w:unhideWhenUsed/>
     <w:qFormat/>
     <w:pPr>
-      <w:spacing w:line="360" w:lineRule="auto"/>
+      <w:spacing w:line="288" w:lineRule="auto"/>
       <w:jc w:val="both"/>
     </w:pPr>
     <w:rPr>
@@ -18624,7 +18624,7 @@
     <w:pPr>
       <w:keepNext/>
       <w:keepLines/>
-      <w:spacing w:after="0" w:line="360" w:lineRule="auto"/>
+      <w:spacing w:after="0" w:line="288" w:lineRule="auto"/>
       <w:jc w:val="both"/>
     </w:pPr>
     <w:rPr>
@@ -18638,7 +18638,7 @@
     <w:name w:val="Definition"/>
     <w:basedOn w:val="Normal"/>
     <w:pPr>
-      <w:spacing w:line="360" w:lineRule="auto"/>
+      <w:spacing w:line="288" w:lineRule="auto"/>
       <w:jc w:val="both"/>
     </w:pPr>
     <w:rPr>
@@ -18652,7 +18652,7 @@
     <w:basedOn w:val="Normal"/>
     <w:link w:val="BodyTextChar"/>
     <w:pPr>
-      <w:spacing w:after="120" w:before="0" w:line="360" w:lineRule="auto"/>
+      <w:spacing w:after="120" w:before="0" w:line="288" w:lineRule="auto"/>
       <w:jc w:val="both"/>
     </w:pPr>
     <w:rPr>
@@ -18667,7 +18667,7 @@
     <w:basedOn w:val="Caption"/>
     <w:pPr>
       <w:keepNext/>
-      <w:spacing w:line="360" w:lineRule="auto"/>
+      <w:spacing w:line="288" w:lineRule="auto"/>
       <w:jc w:val="both"/>
     </w:pPr>
     <w:rPr>
@@ -18680,7 +18680,7 @@
     <w:name w:val="Image Caption"/>
     <w:basedOn w:val="Caption"/>
     <w:pPr>
-      <w:spacing w:line="360" w:lineRule="auto"/>
+      <w:spacing w:line="288" w:lineRule="auto"/>
       <w:jc w:val="both"/>
     </w:pPr>
     <w:rPr>
@@ -18693,7 +18693,7 @@
     <w:name w:val="Figure"/>
     <w:basedOn w:val="Normal"/>
     <w:pPr>
-      <w:spacing w:line="360" w:lineRule="auto"/>
+      <w:spacing w:line="288" w:lineRule="auto"/>
       <w:jc w:val="both"/>
     </w:pPr>
     <w:rPr>
@@ -18707,7 +18707,7 @@
     <w:basedOn w:val="Figure"/>
     <w:pPr>
       <w:keepNext/>
-      <w:spacing w:line="360" w:lineRule="auto"/>
+      <w:spacing w:line="288" w:lineRule="auto"/>
       <w:jc w:val="both"/>
     </w:pPr>
     <w:rPr>
@@ -18771,7 +18771,7 @@
     <w:unhideWhenUsed/>
     <w:qFormat/>
     <w:pPr>
-      <w:spacing w:before="240" w:line="360" w:lineRule="auto"/>
+      <w:spacing w:before="240" w:line="288" w:lineRule="auto"/>
       <w:jc w:val="both"/>
       <w:outlineLvl w:val="9"/>
     </w:pPr>
